--- a/contoh-format-soal.docx
+++ b/contoh-format-soal.docx
@@ -298,6 +298,218 @@
                 <w:szCs w:val="22"/>
               </w:rPr>
               <w:t xml:space="preserve">Tabel: sisipkan tabel Word biasa di antara teks soal dan daftar pilihan jawaban, untuk soal yang meminta siswa membaca/menganalisis data (lihat contoh soal tabel di akhir dokumen).</w:t>
+            </w:r>
+          </w:p>
+        </w:tc>
+      </w:tr>
+    </w:tbl>
+    <w:tbl>
+      <w:tblPr>
+        <w:tblW w:type="pct" w:w="100%"/>
+        <w:tblBorders>
+          <w:top w:val="single" w:color="auto" w:sz="4"/>
+          <w:left w:val="single" w:color="auto" w:sz="4"/>
+          <w:bottom w:val="single" w:color="auto" w:sz="4"/>
+          <w:right w:val="single" w:color="auto" w:sz="4"/>
+          <w:insideH w:val="single" w:color="auto" w:sz="4"/>
+          <w:insideV w:val="single" w:color="auto" w:sz="4"/>
+        </w:tblBorders>
+      </w:tblPr>
+      <w:tblGrid>
+        <w:gridCol w:w="9350"/>
+      </w:tblGrid>
+      <w:tr>
+        <w:tc>
+          <w:tcPr>
+            <w:tcW w:type="dxa" w:w="9350"/>
+            <w:shd w:fill="E8F5E9" w:val="clear"/>
+            <w:tcMar>
+              <w:top w:type="dxa" w:w="150"/>
+              <w:left w:type="dxa" w:w="180"/>
+              <w:bottom w:type="dxa" w:w="150"/>
+              <w:right w:type="dxa" w:w="180"/>
+            </w:tcMar>
+          </w:tcPr>
+          <w:p>
+            <w:pPr>
+              <w:spacing w:after="80"/>
+            </w:pPr>
+            <w:r>
+              <w:rPr>
+                <w:b/>
+                <w:bCs/>
+                <w:i w:val="false"/>
+                <w:iCs w:val="false"/>
+                <w:sz w:val="22"/>
+                <w:szCs w:val="22"/>
+              </w:rPr>
+              <w:t xml:space="preserve">CONTOH TAMPILAN JAWABAN DI LAYAR SISWA (Radio Button vs Checkbox)</w:t>
+            </w:r>
+          </w:p>
+          <w:p>
+            <w:pPr>
+              <w:spacing w:after="60"/>
+            </w:pPr>
+            <w:r>
+              <w:rPr>
+                <w:b w:val="false"/>
+                <w:bCs w:val="false"/>
+                <w:i w:val="false"/>
+                <w:iCs w:val="false"/>
+                <w:sz w:val="22"/>
+                <w:szCs w:val="22"/>
+              </w:rPr>
+              <w:t xml:space="preserve">Untuk soal </w:t>
+            </w:r>
+            <w:r>
+              <w:rPr>
+                <w:b/>
+                <w:bCs/>
+                <w:sz w:val="22"/>
+                <w:szCs w:val="22"/>
+              </w:rPr>
+              <w:t xml:space="preserve">[PG]</w:t>
+            </w:r>
+            <w:r>
+              <w:rPr>
+                <w:b w:val="false"/>
+                <w:bCs w:val="false"/>
+                <w:sz w:val="22"/>
+                <w:szCs w:val="22"/>
+              </w:rPr>
+              <w:t xml:space="preserve"> dan </w:t>
+            </w:r>
+            <w:r>
+              <w:rPr>
+                <w:b/>
+                <w:bCs/>
+                <w:sz w:val="22"/>
+                <w:szCs w:val="22"/>
+              </w:rPr>
+              <w:t xml:space="preserve">[BS]</w:t>
+            </w:r>
+            <w:r>
+              <w:rPr>
+                <w:b w:val="false"/>
+                <w:bCs w:val="false"/>
+                <w:sz w:val="22"/>
+                <w:szCs w:val="22"/>
+              </w:rPr>
+              <w:t xml:space="preserve">, siswa menjawab lewat </w:t>
+            </w:r>
+            <w:r>
+              <w:rPr>
+                <w:b/>
+                <w:bCs/>
+                <w:sz w:val="22"/>
+                <w:szCs w:val="22"/>
+              </w:rPr>
+              <w:t xml:space="preserve">radio button (bulat)</w:t>
+            </w:r>
+            <w:r>
+              <w:rPr>
+                <w:b w:val="false"/>
+                <w:bCs w:val="false"/>
+                <w:sz w:val="22"/>
+                <w:szCs w:val="22"/>
+              </w:rPr>
+              <w:t xml:space="preserve"> — hanya boleh memilih SATU opsi. Contoh tampilannya di layar siswa:</w:t>
+            </w:r>
+          </w:p>
+          <w:p>
+            <w:pPr>
+              <w:spacing w:after="0" w:before="40"/>
+              <w:ind w:left="200"/>
+            </w:pPr>
+            <w:r>
+              <w:rPr>
+                <w:b w:val="false"/>
+                <w:bCs w:val="false"/>
+                <w:sz w:val="22"/>
+                <w:szCs w:val="22"/>
+              </w:rPr>
+              <w:t xml:space="preserve">○ A. Bandung	○ B. Bogor	● C. Cirebon ← (opsi ini yang sedang dipilih siswa)</w:t>
+            </w:r>
+          </w:p>
+          <w:p>
+            <w:pPr>
+              <w:spacing w:after="60" w:before="160"/>
+            </w:pPr>
+            <w:r>
+              <w:rPr>
+                <w:b w:val="false"/>
+                <w:bCs w:val="false"/>
+                <w:sz w:val="22"/>
+                <w:szCs w:val="22"/>
+              </w:rPr>
+              <w:t xml:space="preserve">Untuk soal </w:t>
+            </w:r>
+            <w:r>
+              <w:rPr>
+                <w:b/>
+                <w:bCs/>
+                <w:sz w:val="22"/>
+                <w:szCs w:val="22"/>
+              </w:rPr>
+              <w:t xml:space="preserve">[PGK]</w:t>
+            </w:r>
+            <w:r>
+              <w:rPr>
+                <w:b w:val="false"/>
+                <w:bCs w:val="false"/>
+                <w:sz w:val="22"/>
+                <w:szCs w:val="22"/>
+              </w:rPr>
+              <w:t xml:space="preserve">, siswa menjawab lewat </w:t>
+            </w:r>
+            <w:r>
+              <w:rPr>
+                <w:b/>
+                <w:bCs/>
+                <w:sz w:val="22"/>
+                <w:szCs w:val="22"/>
+              </w:rPr>
+              <w:t xml:space="preserve">checkbox (kotak centang)</w:t>
+            </w:r>
+            <w:r>
+              <w:rPr>
+                <w:b w:val="false"/>
+                <w:bCs w:val="false"/>
+                <w:sz w:val="22"/>
+                <w:szCs w:val="22"/>
+              </w:rPr>
+              <w:t xml:space="preserve"> — boleh memilih LEBIH DARI SATU opsi. Contoh tampilannya di layar siswa:</w:t>
+            </w:r>
+          </w:p>
+          <w:p>
+            <w:pPr>
+              <w:spacing w:after="60" w:before="40"/>
+              <w:ind w:left="200"/>
+            </w:pPr>
+            <w:r>
+              <w:rPr>
+                <w:b w:val="false"/>
+                <w:bCs w:val="false"/>
+                <w:sz w:val="22"/>
+                <w:szCs w:val="22"/>
+              </w:rPr>
+              <w:t xml:space="preserve">☑ A. 2	☐ B. 9	☑ C. 11 ← (dua opsi ini yang sedang dipilih siswa)</w:t>
+            </w:r>
+          </w:p>
+          <w:p>
+            <w:pPr>
+              <w:spacing w:after="0"/>
+            </w:pPr>
+            <w:r>
+              <w:rPr>
+                <w:b w:val="false"/>
+                <w:bCs w:val="false"/>
+                <w:i/>
+                <w:iCs/>
+                <w:sz w:val="20"/>
+                <w:szCs w:val="20"/>
+              </w:rPr>
+              <w:t xml:space="preserve">Catatan: bentuk radio button/checkbox di atas hanya ilustrasi (dibuat otomatis oleh sistem saat ujian) — di dokumen Word ini, cukup tandai kunci jawaban dengan menebalkan opsi atau menulis baris “Kunci: ...” seperti biasa; jangan menambahkan simbol bulat/kotak secara manual pada opsi soal.</w:t>
             </w:r>
           </w:p>
         </w:tc>

--- a/contoh-format-soal.docx
+++ b/contoh-format-soal.docx
@@ -60,14 +60,88 @@
             </w:pPr>
             <w:r>
               <w:rPr>
-                <w:b w:val="false"/>
-                <w:bCs w:val="false"/>
-                <w:i w:val="false"/>
-                <w:iCs w:val="false"/>
-                <w:sz w:val="22"/>
-                <w:szCs w:val="22"/>
-              </w:rPr>
-              <w:t xml:space="preserve">Dokumen ini diunggah langsung di menu Guru → Asesmen → Buat Soal. Setiap soal dimulai dengan nomor lalu titik, contoh "1. ". Tag jenis soal ditulis dalam kurung siku tepat di awal teks soal: [PG], [PGK], [BS], atau [ESSAY]. Opsi jawaban ditulis A. sampai E. Kunci jawaban ditandai dengan menebalkan (bold) opsi yang benar, atau tulis baris "Kunci: B" / "Kunci: A, C, D" setelah opsi terakhir. Baris "Poin: 15" (opsional) mengatur bobot nilai soal, default 10.</w:t>
+                <w:b w:val="0"/>
+                <w:sz w:val="22"/>
+              </w:rPr>
+              <w:t>Dokumen ini diunggah langsung di menu Guru → Asesmen → Buat Soal. Setiap soal dimulai dengan nomor lalu titik, contoh "1. ". Tag jenis soal ditulis dalam kurung siku tepat di awal teks soal: [PG], [PGK], [BS], [BSG], [RB], atau [ESSAY]. Opsi jawaban (untuk PG/PGK/BS) ditulis A. sampai E. Kunci jawaban ditandai dengan menebalkan (bold) opsi yang benar, atau tulis baris "Kunci: B" / "Kunci: A, C, D" setelah opsi terakhir. Baris "Poin: 15" (opsional) mengatur bobot nilai soal, default 10. Format khusus untuk [BSG] dan [RB] dijelaskan di kotak PETUNJUK di bawah ini.</w:t>
+            </w:r>
+          </w:p>
+        </w:tc>
+      </w:tr>
+    </w:tbl>
+    <w:tbl>
+      <w:tblPr>
+        <w:tblW w:type="pct" w:w="100%"/>
+        <w:tblBorders>
+          <w:top w:val="single" w:color="auto" w:sz="4"/>
+          <w:left w:val="single" w:color="auto" w:sz="4"/>
+          <w:bottom w:val="single" w:color="auto" w:sz="4"/>
+          <w:right w:val="single" w:color="auto" w:sz="4"/>
+          <w:insideH w:val="single" w:color="auto" w:sz="4"/>
+          <w:insideV w:val="single" w:color="auto" w:sz="4"/>
+        </w:tblBorders>
+      </w:tblPr>
+      <w:tblGrid>
+        <w:gridCol w:w="9350"/>
+      </w:tblGrid>
+      <w:tr>
+        <w:tc>
+          <w:tcPr>
+            <w:tcW w:type="dxa" w:w="9350"/>
+            <w:shd w:fill="FFF6D9" w:val="clear"/>
+            <w:tcMar>
+              <w:top w:type="dxa" w:w="150"/>
+              <w:left w:type="dxa" w:w="180"/>
+              <w:bottom w:type="dxa" w:w="150"/>
+              <w:right w:type="dxa" w:w="180"/>
+            </w:tcMar>
+          </w:tcPr>
+          <w:p>
+            <w:pPr>
+              <w:spacing w:after="80"/>
+            </w:pPr>
+            <w:r>
+              <w:rPr>
+                <w:b/>
+                <w:sz w:val="22"/>
+              </w:rPr>
+              <w:t>PETUNJUK KHUSUS: PERNYATAAN GANDA [BSG] &amp; RADIO BUTTON [RB]</w:t>
+            </w:r>
+          </w:p>
+          <w:p>
+            <w:pPr>
+              <w:spacing w:after="0"/>
+            </w:pPr>
+            <w:r>
+              <w:rPr>
+                <w:b w:val="0"/>
+                <w:sz w:val="22"/>
+              </w:rPr>
+              <w:t>[BSG] (2 kategori tetap): tulis baris "Kategori: NamaA | NamaB" tepat setelah teks soal, lalu tiap pernyataan satu baris (boleh diberi nomor atau tidak) dengan format "teks pernyataan | Kunci: A" — A untuk kategori pertama, B untuk kategori kedua. Kosongkan bagian "| Kunci: …" pada pernyataan yang sifatnya opini agar seluruh soal dinilai manual oleh guru.</w:t>
+            </w:r>
+          </w:p>
+          <w:p>
+            <w:pPr>
+              <w:spacing w:after="0"/>
+            </w:pPr>
+            <w:r>
+              <w:rPr>
+                <w:b w:val="0"/>
+                <w:sz w:val="22"/>
+              </w:rPr>
+              <w:t>[RB] (2–4 kolom kategori): tulis baris "KOLOM: NamaKolom1 | NamaKolom2" (boleh sampai 4 kolom, dipisah "|") tepat setelah teks soal, lalu tiap pernyataan satu baris (boleh diberi nomor atau tidak) dengan format "teks pernyataan = NamaKolom" — nama kolom harus PERSIS sama ejaannya dengan yang ditulis di baris KOLOM. Lihat contoh Soal 14 di akhir dokumen.</w:t>
+            </w:r>
+          </w:p>
+          <w:p>
+            <w:pPr>
+              <w:spacing w:after="0"/>
+            </w:pPr>
+            <w:r>
+              <w:rPr>
+                <w:b w:val="0"/>
+                <w:sz w:val="22"/>
+              </w:rPr>
+              <w:t>Jika nama kolom pada suatu pernyataan tidak cocok dengan baris KOLOM (untuk RB) atau kunci hurufnya dikosongkan (untuk BSG), pernyataan tersebut dianggap tanpa kunci — seluruh soal itu akan dinilai manual oleh guru, sama seperti soal [BS] beropini.</w:t>
             </w:r>
           </w:p>
         </w:tc>
@@ -337,13 +411,9 @@
             <w:r>
               <w:rPr>
                 <w:b/>
-                <w:bCs/>
-                <w:i w:val="false"/>
-                <w:iCs w:val="false"/>
-                <w:sz w:val="22"/>
-                <w:szCs w:val="22"/>
-              </w:rPr>
-              <w:t xml:space="preserve">CONTOH TAMPILAN JAWABAN DI LAYAR SISWA (Radio Button vs Checkbox)</w:t>
+                <w:sz w:val="22"/>
+              </w:rPr>
+              <w:t>CONTOH TAMPILAN JAWABAN DI LAYAR SISWA (Kartu Pilihan)</w:t>
             </w:r>
           </w:p>
           <w:p>
@@ -352,68 +422,52 @@
             </w:pPr>
             <w:r>
               <w:rPr>
-                <w:b w:val="false"/>
-                <w:bCs w:val="false"/>
-                <w:i w:val="false"/>
-                <w:iCs w:val="false"/>
-                <w:sz w:val="22"/>
-                <w:szCs w:val="22"/>
+                <w:b w:val="0"/>
+                <w:sz w:val="22"/>
               </w:rPr>
               <w:t xml:space="preserve">Untuk soal </w:t>
             </w:r>
             <w:r>
               <w:rPr>
                 <w:b/>
-                <w:bCs/>
-                <w:sz w:val="22"/>
-                <w:szCs w:val="22"/>
-              </w:rPr>
-              <w:t xml:space="preserve">[PG]</w:t>
-            </w:r>
-            <w:r>
-              <w:rPr>
-                <w:b w:val="false"/>
-                <w:bCs w:val="false"/>
-                <w:sz w:val="22"/>
-                <w:szCs w:val="22"/>
+                <w:sz w:val="22"/>
+              </w:rPr>
+              <w:t>[PG]</w:t>
+            </w:r>
+            <w:r>
+              <w:rPr>
+                <w:b w:val="0"/>
+                <w:sz w:val="22"/>
               </w:rPr>
               <w:t xml:space="preserve"> dan </w:t>
             </w:r>
             <w:r>
               <w:rPr>
                 <w:b/>
-                <w:bCs/>
-                <w:sz w:val="22"/>
-                <w:szCs w:val="22"/>
-              </w:rPr>
-              <w:t xml:space="preserve">[BS]</w:t>
-            </w:r>
-            <w:r>
-              <w:rPr>
-                <w:b w:val="false"/>
-                <w:bCs w:val="false"/>
-                <w:sz w:val="22"/>
-                <w:szCs w:val="22"/>
-              </w:rPr>
-              <w:t xml:space="preserve">, siswa menjawab lewat </w:t>
+                <w:sz w:val="22"/>
+              </w:rPr>
+              <w:t>[BS]</w:t>
+            </w:r>
+            <w:r>
+              <w:rPr>
+                <w:b w:val="0"/>
+                <w:sz w:val="22"/>
+              </w:rPr>
+              <w:t xml:space="preserve">, siswa menjawab dengan mengetuk/klik langsung pada </w:t>
             </w:r>
             <w:r>
               <w:rPr>
                 <w:b/>
-                <w:bCs/>
-                <w:sz w:val="22"/>
-                <w:szCs w:val="22"/>
-              </w:rPr>
-              <w:t xml:space="preserve">radio button (bulat)</w:t>
-            </w:r>
-            <w:r>
-              <w:rPr>
-                <w:b w:val="false"/>
-                <w:bCs w:val="false"/>
-                <w:sz w:val="22"/>
-                <w:szCs w:val="22"/>
-              </w:rPr>
-              <w:t xml:space="preserve"> — hanya boleh memilih SATU opsi. Contoh tampilannya di layar siswa:</w:t>
+                <w:sz w:val="22"/>
+              </w:rPr>
+              <w:t>KARTU opsi</w:t>
+            </w:r>
+            <w:r>
+              <w:rPr>
+                <w:b w:val="0"/>
+                <w:sz w:val="22"/>
+              </w:rPr>
+              <w:t xml:space="preserve"> — hanya boleh memilih SATU kartu. Kartu yang sedang dipilih akan berubah warna latar &amp; garis tepinya (disorot ungu), tanpa simbol bulat/kotak terpisah di sampingnya. Contoh tampilannya di layar siswa:</w:t>
             </w:r>
           </w:p>
           <w:p>
@@ -423,12 +477,10 @@
             </w:pPr>
             <w:r>
               <w:rPr>
-                <w:b w:val="false"/>
-                <w:bCs w:val="false"/>
-                <w:sz w:val="22"/>
-                <w:szCs w:val="22"/>
-              </w:rPr>
-              <w:t xml:space="preserve">○ A. Bandung	○ B. Bogor	● C. Cirebon ← (opsi ini yang sedang dipilih siswa)</w:t>
+                <w:b w:val="0"/>
+                <w:sz w:val="22"/>
+              </w:rPr>
+              <w:t>A. Bandung   B. Bogor   [ C. Cirebon ] ← (kartu ini yang sedang disorot/dipilih siswa)</w:t>
             </w:r>
           </w:p>
           <w:p>
@@ -437,48 +489,38 @@
             </w:pPr>
             <w:r>
               <w:rPr>
-                <w:b w:val="false"/>
-                <w:bCs w:val="false"/>
-                <w:sz w:val="22"/>
-                <w:szCs w:val="22"/>
+                <w:b w:val="0"/>
+                <w:sz w:val="22"/>
               </w:rPr>
               <w:t xml:space="preserve">Untuk soal </w:t>
             </w:r>
             <w:r>
               <w:rPr>
                 <w:b/>
-                <w:bCs/>
-                <w:sz w:val="22"/>
-                <w:szCs w:val="22"/>
-              </w:rPr>
-              <w:t xml:space="preserve">[PGK]</w:t>
-            </w:r>
-            <w:r>
-              <w:rPr>
-                <w:b w:val="false"/>
-                <w:bCs w:val="false"/>
-                <w:sz w:val="22"/>
-                <w:szCs w:val="22"/>
-              </w:rPr>
-              <w:t xml:space="preserve">, siswa menjawab lewat </w:t>
+                <w:sz w:val="22"/>
+              </w:rPr>
+              <w:t>[PGK]</w:t>
+            </w:r>
+            <w:r>
+              <w:rPr>
+                <w:b w:val="0"/>
+                <w:sz w:val="22"/>
+              </w:rPr>
+              <w:t xml:space="preserve">, caranya sama (klik kartu), tapi boleh memilih </w:t>
             </w:r>
             <w:r>
               <w:rPr>
                 <w:b/>
-                <w:bCs/>
-                <w:sz w:val="22"/>
-                <w:szCs w:val="22"/>
-              </w:rPr>
-              <w:t xml:space="preserve">checkbox (kotak centang)</w:t>
-            </w:r>
-            <w:r>
-              <w:rPr>
-                <w:b w:val="false"/>
-                <w:bCs w:val="false"/>
-                <w:sz w:val="22"/>
-                <w:szCs w:val="22"/>
-              </w:rPr>
-              <w:t xml:space="preserve"> — boleh memilih LEBIH DARI SATU opsi. Contoh tampilannya di layar siswa:</w:t>
+                <w:sz w:val="22"/>
+              </w:rPr>
+              <w:t>LEBIH DARI SATU</w:t>
+            </w:r>
+            <w:r>
+              <w:rPr>
+                <w:b w:val="0"/>
+                <w:sz w:val="22"/>
+              </w:rPr>
+              <w:t xml:space="preserve"> kartu sekaligus. Contoh tampilannya di layar siswa:</w:t>
             </w:r>
           </w:p>
           <w:p>
@@ -488,12 +530,10 @@
             </w:pPr>
             <w:r>
               <w:rPr>
-                <w:b w:val="false"/>
-                <w:bCs w:val="false"/>
-                <w:sz w:val="22"/>
-                <w:szCs w:val="22"/>
-              </w:rPr>
-              <w:t xml:space="preserve">☑ A. 2	☐ B. 9	☑ C. 11 ← (dua opsi ini yang sedang dipilih siswa)</w:t>
+                <w:b w:val="0"/>
+                <w:sz w:val="22"/>
+              </w:rPr>
+              <w:t>[ A. 2 ]   B. 9   [ C. 11 ] ← (dua kartu ini yang sedang disorot/dipilih siswa)</w:t>
             </w:r>
           </w:p>
           <w:p>
@@ -502,14 +542,10 @@
             </w:pPr>
             <w:r>
               <w:rPr>
-                <w:b w:val="false"/>
-                <w:bCs w:val="false"/>
-                <w:i/>
-                <w:iCs/>
+                <w:b w:val="0"/>
                 <w:sz w:val="20"/>
-                <w:szCs w:val="20"/>
-              </w:rPr>
-              <w:t xml:space="preserve">Catatan: bentuk radio button/checkbox di atas hanya ilustrasi (dibuat otomatis oleh sistem saat ujian) — di dokumen Word ini, cukup tandai kunci jawaban dengan menebalkan opsi atau menulis baris “Kunci: ...” seperti biasa; jangan menambahkan simbol bulat/kotak secara manual pada opsi soal.</w:t>
+              </w:rPr>
+              <w:t>Catatan: tampilan kartu di atas hanya ilustrasi (dibuat otomatis oleh sistem saat ujian) — di dokumen Word ini, cukup tandai kunci jawaban dengan menebalkan opsi atau menulis baris “Kunci: ...” seperti biasa; jangan menambahkan simbol apa pun secara manual pada opsi soal.</w:t>
             </w:r>
           </w:p>
         </w:tc>
@@ -1627,6 +1663,60 @@
           <w:szCs w:val="22"/>
         </w:rPr>
         <w:t xml:space="preserve">Poin: 10</w:t>
+      </w:r>
+    </w:p>
+    <w:p>
+      <w:r>
+        <w:rPr>
+          <w:b/>
+          <w:sz w:val="22"/>
+        </w:rPr>
+        <w:t>14. [RB] Classify each action below based on when it happens in the process of making a fabric-covered gift box.</w:t>
+      </w:r>
+    </w:p>
+    <w:p>
+      <w:r>
+        <w:rPr>
+          <w:b w:val="0"/>
+          <w:sz w:val="22"/>
+        </w:rPr>
+        <w:t>KOLOM: Before Gluing the Fabric | After Gluing the Fabric</w:t>
+      </w:r>
+    </w:p>
+    <w:p>
+      <w:r>
+        <w:rPr>
+          <w:b w:val="0"/>
+          <w:sz w:val="22"/>
+        </w:rPr>
+        <w:t>Measuring and cutting the fabric = Before Gluing the Fabric</w:t>
+      </w:r>
+    </w:p>
+    <w:p>
+      <w:r>
+        <w:rPr>
+          <w:b w:val="0"/>
+          <w:sz w:val="22"/>
+        </w:rPr>
+        <w:t>Smoothing out bubbles and wrinkles on the fabric = After Gluing the Fabric</w:t>
+      </w:r>
+    </w:p>
+    <w:p>
+      <w:r>
+        <w:rPr>
+          <w:b w:val="0"/>
+          <w:sz w:val="22"/>
+        </w:rPr>
+        <w:t>Adding handles to the box = After Gluing the Fabric</w:t>
+      </w:r>
+    </w:p>
+    <w:p>
+      <w:r>
+        <w:rPr>
+          <w:b w:val="0"/>
+          <w:sz w:val="22"/>
+        </w:rPr>
+        <w:t>Poin: 10</w:t>
       </w:r>
     </w:p>
     <w:sectPr>

--- a/contoh-format-soal.docx
+++ b/contoh-format-soal.docx
@@ -60,88 +60,14 @@
             </w:pPr>
             <w:r>
               <w:rPr>
-                <w:b w:val="0"/>
-                <w:sz w:val="22"/>
-              </w:rPr>
-              <w:t>Dokumen ini diunggah langsung di menu Guru → Asesmen → Buat Soal. Setiap soal dimulai dengan nomor lalu titik, contoh "1. ". Tag jenis soal ditulis dalam kurung siku tepat di awal teks soal: [PG], [PGK], [BS], [BSG], [RB], atau [ESSAY]. Opsi jawaban (untuk PG/PGK/BS) ditulis A. sampai E. Kunci jawaban ditandai dengan menebalkan (bold) opsi yang benar, atau tulis baris "Kunci: B" / "Kunci: A, C, D" setelah opsi terakhir. Baris "Poin: 15" (opsional) mengatur bobot nilai soal, default 10. Format khusus untuk [BSG] dan [RB] dijelaskan di kotak PETUNJUK di bawah ini.</w:t>
-            </w:r>
-          </w:p>
-        </w:tc>
-      </w:tr>
-    </w:tbl>
-    <w:tbl>
-      <w:tblPr>
-        <w:tblW w:type="pct" w:w="100%"/>
-        <w:tblBorders>
-          <w:top w:val="single" w:color="auto" w:sz="4"/>
-          <w:left w:val="single" w:color="auto" w:sz="4"/>
-          <w:bottom w:val="single" w:color="auto" w:sz="4"/>
-          <w:right w:val="single" w:color="auto" w:sz="4"/>
-          <w:insideH w:val="single" w:color="auto" w:sz="4"/>
-          <w:insideV w:val="single" w:color="auto" w:sz="4"/>
-        </w:tblBorders>
-      </w:tblPr>
-      <w:tblGrid>
-        <w:gridCol w:w="9350"/>
-      </w:tblGrid>
-      <w:tr>
-        <w:tc>
-          <w:tcPr>
-            <w:tcW w:type="dxa" w:w="9350"/>
-            <w:shd w:fill="FFF6D9" w:val="clear"/>
-            <w:tcMar>
-              <w:top w:type="dxa" w:w="150"/>
-              <w:left w:type="dxa" w:w="180"/>
-              <w:bottom w:type="dxa" w:w="150"/>
-              <w:right w:type="dxa" w:w="180"/>
-            </w:tcMar>
-          </w:tcPr>
-          <w:p>
-            <w:pPr>
-              <w:spacing w:after="80"/>
-            </w:pPr>
-            <w:r>
-              <w:rPr>
-                <w:b/>
-                <w:sz w:val="22"/>
-              </w:rPr>
-              <w:t>PETUNJUK KHUSUS: PERNYATAAN GANDA [BSG] &amp; RADIO BUTTON [RB]</w:t>
-            </w:r>
-          </w:p>
-          <w:p>
-            <w:pPr>
-              <w:spacing w:after="0"/>
-            </w:pPr>
-            <w:r>
-              <w:rPr>
-                <w:b w:val="0"/>
-                <w:sz w:val="22"/>
-              </w:rPr>
-              <w:t>[BSG] (2 kategori tetap): tulis baris "Kategori: NamaA | NamaB" tepat setelah teks soal, lalu tiap pernyataan satu baris (boleh diberi nomor atau tidak) dengan format "teks pernyataan | Kunci: A" — A untuk kategori pertama, B untuk kategori kedua. Kosongkan bagian "| Kunci: …" pada pernyataan yang sifatnya opini agar seluruh soal dinilai manual oleh guru.</w:t>
-            </w:r>
-          </w:p>
-          <w:p>
-            <w:pPr>
-              <w:spacing w:after="0"/>
-            </w:pPr>
-            <w:r>
-              <w:rPr>
-                <w:b w:val="0"/>
-                <w:sz w:val="22"/>
-              </w:rPr>
-              <w:t>[RB] (2–4 kolom kategori): tulis baris "KOLOM: NamaKolom1 | NamaKolom2" (boleh sampai 4 kolom, dipisah "|") tepat setelah teks soal, lalu tiap pernyataan satu baris (boleh diberi nomor atau tidak) dengan format "teks pernyataan = NamaKolom" — nama kolom harus PERSIS sama ejaannya dengan yang ditulis di baris KOLOM. Lihat contoh Soal 14 di akhir dokumen.</w:t>
-            </w:r>
-          </w:p>
-          <w:p>
-            <w:pPr>
-              <w:spacing w:after="0"/>
-            </w:pPr>
-            <w:r>
-              <w:rPr>
-                <w:b w:val="0"/>
-                <w:sz w:val="22"/>
-              </w:rPr>
-              <w:t>Jika nama kolom pada suatu pernyataan tidak cocok dengan baris KOLOM (untuk RB) atau kunci hurufnya dikosongkan (untuk BSG), pernyataan tersebut dianggap tanpa kunci — seluruh soal itu akan dinilai manual oleh guru, sama seperti soal [BS] beropini.</w:t>
+                <w:b w:val="false"/>
+                <w:bCs w:val="false"/>
+                <w:i w:val="false"/>
+                <w:iCs w:val="false"/>
+                <w:sz w:val="22"/>
+                <w:szCs w:val="22"/>
+              </w:rPr>
+              <w:t xml:space="preserve">Dokumen ini diunggah langsung di menu Guru → Asesmen → Buat Soal. Setiap soal dimulai dengan nomor lalu titik, contoh "1. ". Tag jenis soal ditulis dalam kurung siku tepat di awal teks soal: [PG], [PGK], [BS], atau [ESSAY]. Opsi jawaban ditulis A. sampai E. Kunci jawaban ditandai dengan menebalkan (bold) opsi yang benar, atau tulis baris "Kunci: B" / "Kunci: A, C, D" setelah opsi terakhir. Baris "Poin: 15" (opsional) mengatur bobot nilai soal, default 10.</w:t>
             </w:r>
           </w:p>
         </w:tc>
@@ -411,9 +337,13 @@
             <w:r>
               <w:rPr>
                 <w:b/>
-                <w:sz w:val="22"/>
-              </w:rPr>
-              <w:t>CONTOH TAMPILAN JAWABAN DI LAYAR SISWA (Kartu Pilihan)</w:t>
+                <w:bCs/>
+                <w:i w:val="false"/>
+                <w:iCs w:val="false"/>
+                <w:sz w:val="22"/>
+                <w:szCs w:val="22"/>
+              </w:rPr>
+              <w:t xml:space="preserve">CONTOH TAMPILAN JAWABAN DI LAYAR SISWA (Radio Button vs Checkbox)</w:t>
             </w:r>
           </w:p>
           <w:p>
@@ -422,52 +352,68 @@
             </w:pPr>
             <w:r>
               <w:rPr>
-                <w:b w:val="0"/>
-                <w:sz w:val="22"/>
+                <w:b w:val="false"/>
+                <w:bCs w:val="false"/>
+                <w:i w:val="false"/>
+                <w:iCs w:val="false"/>
+                <w:sz w:val="22"/>
+                <w:szCs w:val="22"/>
               </w:rPr>
               <w:t xml:space="preserve">Untuk soal </w:t>
             </w:r>
             <w:r>
               <w:rPr>
                 <w:b/>
-                <w:sz w:val="22"/>
-              </w:rPr>
-              <w:t>[PG]</w:t>
-            </w:r>
-            <w:r>
-              <w:rPr>
-                <w:b w:val="0"/>
-                <w:sz w:val="22"/>
+                <w:bCs/>
+                <w:sz w:val="22"/>
+                <w:szCs w:val="22"/>
+              </w:rPr>
+              <w:t xml:space="preserve">[PG]</w:t>
+            </w:r>
+            <w:r>
+              <w:rPr>
+                <w:b w:val="false"/>
+                <w:bCs w:val="false"/>
+                <w:sz w:val="22"/>
+                <w:szCs w:val="22"/>
               </w:rPr>
               <w:t xml:space="preserve"> dan </w:t>
             </w:r>
             <w:r>
               <w:rPr>
                 <w:b/>
-                <w:sz w:val="22"/>
-              </w:rPr>
-              <w:t>[BS]</w:t>
-            </w:r>
-            <w:r>
-              <w:rPr>
-                <w:b w:val="0"/>
-                <w:sz w:val="22"/>
-              </w:rPr>
-              <w:t xml:space="preserve">, siswa menjawab dengan mengetuk/klik langsung pada </w:t>
+                <w:bCs/>
+                <w:sz w:val="22"/>
+                <w:szCs w:val="22"/>
+              </w:rPr>
+              <w:t xml:space="preserve">[BS]</w:t>
+            </w:r>
+            <w:r>
+              <w:rPr>
+                <w:b w:val="false"/>
+                <w:bCs w:val="false"/>
+                <w:sz w:val="22"/>
+                <w:szCs w:val="22"/>
+              </w:rPr>
+              <w:t xml:space="preserve">, siswa menjawab lewat </w:t>
             </w:r>
             <w:r>
               <w:rPr>
                 <w:b/>
-                <w:sz w:val="22"/>
-              </w:rPr>
-              <w:t>KARTU opsi</w:t>
-            </w:r>
-            <w:r>
-              <w:rPr>
-                <w:b w:val="0"/>
-                <w:sz w:val="22"/>
-              </w:rPr>
-              <w:t xml:space="preserve"> — hanya boleh memilih SATU kartu. Kartu yang sedang dipilih akan berubah warna latar &amp; garis tepinya (disorot ungu), tanpa simbol bulat/kotak terpisah di sampingnya. Contoh tampilannya di layar siswa:</w:t>
+                <w:bCs/>
+                <w:sz w:val="22"/>
+                <w:szCs w:val="22"/>
+              </w:rPr>
+              <w:t xml:space="preserve">radio button (bulat)</w:t>
+            </w:r>
+            <w:r>
+              <w:rPr>
+                <w:b w:val="false"/>
+                <w:bCs w:val="false"/>
+                <w:sz w:val="22"/>
+                <w:szCs w:val="22"/>
+              </w:rPr>
+              <w:t xml:space="preserve"> — hanya boleh memilih SATU opsi. Contoh tampilannya di layar siswa:</w:t>
             </w:r>
           </w:p>
           <w:p>
@@ -477,10 +423,12 @@
             </w:pPr>
             <w:r>
               <w:rPr>
-                <w:b w:val="0"/>
-                <w:sz w:val="22"/>
-              </w:rPr>
-              <w:t>A. Bandung   B. Bogor   [ C. Cirebon ] ← (kartu ini yang sedang disorot/dipilih siswa)</w:t>
+                <w:b w:val="false"/>
+                <w:bCs w:val="false"/>
+                <w:sz w:val="22"/>
+                <w:szCs w:val="22"/>
+              </w:rPr>
+              <w:t xml:space="preserve">○ A. Bandung	○ B. Bogor	● C. Cirebon ← (opsi ini yang sedang dipilih siswa)</w:t>
             </w:r>
           </w:p>
           <w:p>
@@ -489,38 +437,48 @@
             </w:pPr>
             <w:r>
               <w:rPr>
-                <w:b w:val="0"/>
-                <w:sz w:val="22"/>
+                <w:b w:val="false"/>
+                <w:bCs w:val="false"/>
+                <w:sz w:val="22"/>
+                <w:szCs w:val="22"/>
               </w:rPr>
               <w:t xml:space="preserve">Untuk soal </w:t>
             </w:r>
             <w:r>
               <w:rPr>
                 <w:b/>
-                <w:sz w:val="22"/>
-              </w:rPr>
-              <w:t>[PGK]</w:t>
-            </w:r>
-            <w:r>
-              <w:rPr>
-                <w:b w:val="0"/>
-                <w:sz w:val="22"/>
-              </w:rPr>
-              <w:t xml:space="preserve">, caranya sama (klik kartu), tapi boleh memilih </w:t>
+                <w:bCs/>
+                <w:sz w:val="22"/>
+                <w:szCs w:val="22"/>
+              </w:rPr>
+              <w:t xml:space="preserve">[PGK]</w:t>
+            </w:r>
+            <w:r>
+              <w:rPr>
+                <w:b w:val="false"/>
+                <w:bCs w:val="false"/>
+                <w:sz w:val="22"/>
+                <w:szCs w:val="22"/>
+              </w:rPr>
+              <w:t xml:space="preserve">, siswa menjawab lewat </w:t>
             </w:r>
             <w:r>
               <w:rPr>
                 <w:b/>
-                <w:sz w:val="22"/>
-              </w:rPr>
-              <w:t>LEBIH DARI SATU</w:t>
-            </w:r>
-            <w:r>
-              <w:rPr>
-                <w:b w:val="0"/>
-                <w:sz w:val="22"/>
-              </w:rPr>
-              <w:t xml:space="preserve"> kartu sekaligus. Contoh tampilannya di layar siswa:</w:t>
+                <w:bCs/>
+                <w:sz w:val="22"/>
+                <w:szCs w:val="22"/>
+              </w:rPr>
+              <w:t xml:space="preserve">checkbox (kotak centang)</w:t>
+            </w:r>
+            <w:r>
+              <w:rPr>
+                <w:b w:val="false"/>
+                <w:bCs w:val="false"/>
+                <w:sz w:val="22"/>
+                <w:szCs w:val="22"/>
+              </w:rPr>
+              <w:t xml:space="preserve"> — boleh memilih LEBIH DARI SATU opsi. Contoh tampilannya di layar siswa:</w:t>
             </w:r>
           </w:p>
           <w:p>
@@ -530,10 +488,12 @@
             </w:pPr>
             <w:r>
               <w:rPr>
-                <w:b w:val="0"/>
-                <w:sz w:val="22"/>
-              </w:rPr>
-              <w:t>[ A. 2 ]   B. 9   [ C. 11 ] ← (dua kartu ini yang sedang disorot/dipilih siswa)</w:t>
+                <w:b w:val="false"/>
+                <w:bCs w:val="false"/>
+                <w:sz w:val="22"/>
+                <w:szCs w:val="22"/>
+              </w:rPr>
+              <w:t xml:space="preserve">☑ A. 2	☐ B. 9	☑ C. 11 ← (dua opsi ini yang sedang dipilih siswa)</w:t>
             </w:r>
           </w:p>
           <w:p>
@@ -542,10 +502,14 @@
             </w:pPr>
             <w:r>
               <w:rPr>
-                <w:b w:val="0"/>
+                <w:b w:val="false"/>
+                <w:bCs w:val="false"/>
+                <w:i/>
+                <w:iCs/>
                 <w:sz w:val="20"/>
-              </w:rPr>
-              <w:t>Catatan: tampilan kartu di atas hanya ilustrasi (dibuat otomatis oleh sistem saat ujian) — di dokumen Word ini, cukup tandai kunci jawaban dengan menebalkan opsi atau menulis baris “Kunci: ...” seperti biasa; jangan menambahkan simbol apa pun secara manual pada opsi soal.</w:t>
+                <w:szCs w:val="20"/>
+              </w:rPr>
+              <w:t xml:space="preserve">Catatan: bentuk radio button/checkbox di atas hanya ilustrasi (dibuat otomatis oleh sistem saat ujian) — di dokumen Word ini, cukup tandai kunci jawaban dengan menebalkan opsi atau menulis baris “Kunci: ...” seperti biasa; jangan menambahkan simbol bulat/kotak secara manual pada opsi soal.</w:t>
             </w:r>
           </w:p>
         </w:tc>
@@ -1663,60 +1627,6 @@
           <w:szCs w:val="22"/>
         </w:rPr>
         <w:t xml:space="preserve">Poin: 10</w:t>
-      </w:r>
-    </w:p>
-    <w:p>
-      <w:r>
-        <w:rPr>
-          <w:b/>
-          <w:sz w:val="22"/>
-        </w:rPr>
-        <w:t>14. [RB] Classify each action below based on when it happens in the process of making a fabric-covered gift box.</w:t>
-      </w:r>
-    </w:p>
-    <w:p>
-      <w:r>
-        <w:rPr>
-          <w:b w:val="0"/>
-          <w:sz w:val="22"/>
-        </w:rPr>
-        <w:t>KOLOM: Before Gluing the Fabric | After Gluing the Fabric</w:t>
-      </w:r>
-    </w:p>
-    <w:p>
-      <w:r>
-        <w:rPr>
-          <w:b w:val="0"/>
-          <w:sz w:val="22"/>
-        </w:rPr>
-        <w:t>Measuring and cutting the fabric = Before Gluing the Fabric</w:t>
-      </w:r>
-    </w:p>
-    <w:p>
-      <w:r>
-        <w:rPr>
-          <w:b w:val="0"/>
-          <w:sz w:val="22"/>
-        </w:rPr>
-        <w:t>Smoothing out bubbles and wrinkles on the fabric = After Gluing the Fabric</w:t>
-      </w:r>
-    </w:p>
-    <w:p>
-      <w:r>
-        <w:rPr>
-          <w:b w:val="0"/>
-          <w:sz w:val="22"/>
-        </w:rPr>
-        <w:t>Adding handles to the box = After Gluing the Fabric</w:t>
-      </w:r>
-    </w:p>
-    <w:p>
-      <w:r>
-        <w:rPr>
-          <w:b w:val="0"/>
-          <w:sz w:val="22"/>
-        </w:rPr>
-        <w:t>Poin: 10</w:t>
       </w:r>
     </w:p>
     <w:sectPr>
